--- a/src/templates/horizontal.docx
+++ b/src/templates/horizontal.docx
@@ -62,7 +62,7 @@
             <w:tr>
               <w:trPr>
                 <w:cantSplit/>
-                <w:trHeight w:val="1848"/>
+                <w:trHeight w:val="1783"/>
                 <w:jc w:val="center"/>
               </w:trPr>
               <w:tc>
@@ -253,8 +253,8 @@
             </w:tblPr>
             <w:tblGrid>
               <w:gridCol w:w="1842"/>
-              <w:gridCol w:w="1087"/>
-              <w:gridCol w:w="1841"/>
+              <w:gridCol w:w="1128"/>
+              <w:gridCol w:w="1800"/>
             </w:tblGrid>
             <w:tr>
               <w:trPr>
@@ -264,7 +264,7 @@
               </w:trPr>
               <w:tc>
                 <w:tcPr>
-                  <w:tcW w:w="1829" w:type="dxa"/>
+                  <w:tcW w:w="1842" w:type="dxa"/>
                   <w:tcBorders>
                     <w:top w:val="nil"/>
                     <w:left w:val="nil"/>
@@ -304,7 +304,7 @@
               </w:tc>
               <w:tc>
                 <w:tcPr>
-                  <w:tcW w:w="1080" w:type="dxa"/>
+                  <w:tcW w:w="1128" w:type="dxa"/>
                   <w:tcBorders>
                     <w:top w:val="nil"/>
                     <w:left w:val="nil"/>
@@ -346,7 +346,7 @@
               </w:tc>
               <w:tc>
                 <w:tcPr>
-                  <w:tcW w:w="1829" w:type="dxa"/>
+                  <w:tcW w:w="1800" w:type="dxa"/>
                   <w:tcBorders>
                     <w:top w:val="nil"/>
                     <w:left w:val="nil"/>

--- a/src/templates/horizontal.docx
+++ b/src/templates/horizontal.docx
@@ -41,7 +41,7 @@
             <w:tblPr>
               <w:tblpPr w:leftFromText="187" w:rightFromText="187" w:vertAnchor="page" w:horzAnchor="margin" w:tblpXSpec="center" w:tblpY="61"/>
               <w:tblOverlap w:val="never"/>
-              <w:tblW w:w="4770" w:type="dxa"/>
+              <w:tblW w:w="4752" w:type="dxa"/>
               <w:jc w:val="center"/>
               <w:tblBorders>
                 <w:top w:val="single" w:sz="4" w:space="0" w:color="FFFFFF" w:themeColor="background1"/>
@@ -57,12 +57,12 @@
               <w:tblLook w:val="0000" w:firstRow="0" w:lastRow="0" w:firstColumn="0" w:lastColumn="0" w:noHBand="0" w:noVBand="0"/>
             </w:tblPr>
             <w:tblGrid>
-              <w:gridCol w:w="4770"/>
+              <w:gridCol w:w="4752"/>
             </w:tblGrid>
             <w:tr>
               <w:trPr>
                 <w:cantSplit/>
-                <w:trHeight w:val="1783"/>
+                <w:trHeight w:hRule="exact" w:val="1844"/>
                 <w:jc w:val="center"/>
               </w:trPr>
               <w:tc>
@@ -114,8 +114,8 @@
                 <w:rFonts w:ascii="Arial" w:hAnsi="Arial" w:cs="Arial"/>
                 <w:b/>
                 <w:bCs/>
-                <w:sz w:val="18"/>
-                <w:szCs w:val="18"/>
+                <w:sz w:val="14"/>
+                <w:szCs w:val="14"/>
               </w:rPr>
             </w:pPr>
             <w:r>
@@ -123,8 +123,8 @@
                 <w:rFonts w:ascii="Arial" w:hAnsi="Arial" w:cs="Arial"/>
                 <w:b/>
                 <w:bCs/>
-                <w:sz w:val="18"/>
-                <w:szCs w:val="18"/>
+                <w:sz w:val="14"/>
+                <w:szCs w:val="14"/>
               </w:rPr>
               <w:t>{{</w:t>
             </w:r>
@@ -133,8 +133,8 @@
                 <w:rFonts w:ascii="Arial" w:hAnsi="Arial" w:cs="Arial"/>
                 <w:b/>
                 <w:bCs/>
-                <w:sz w:val="18"/>
-                <w:szCs w:val="18"/>
+                <w:sz w:val="14"/>
+                <w:szCs w:val="14"/>
               </w:rPr>
               <w:t>Label1</w:t>
             </w:r>
@@ -143,8 +143,8 @@
                 <w:rFonts w:ascii="Arial" w:hAnsi="Arial" w:cs="Arial"/>
                 <w:b/>
                 <w:bCs/>
-                <w:sz w:val="18"/>
-                <w:szCs w:val="18"/>
+                <w:sz w:val="14"/>
+                <w:szCs w:val="14"/>
               </w:rPr>
               <w:t>.</w:t>
             </w:r>
@@ -153,8 +153,8 @@
                 <w:rFonts w:ascii="Arial" w:hAnsi="Arial" w:cs="Arial"/>
                 <w:b/>
                 <w:bCs/>
-                <w:sz w:val="18"/>
-                <w:szCs w:val="18"/>
+                <w:sz w:val="14"/>
+                <w:szCs w:val="14"/>
               </w:rPr>
               <w:t>Lineage</w:t>
             </w:r>
@@ -163,10 +163,20 @@
                 <w:rFonts w:ascii="Arial" w:hAnsi="Arial" w:cs="Arial"/>
                 <w:b/>
                 <w:bCs/>
-                <w:sz w:val="18"/>
-                <w:szCs w:val="18"/>
+                <w:sz w:val="14"/>
+                <w:szCs w:val="14"/>
               </w:rPr>
               <w:t>}}</w:t>
+            </w:r>
+            <w:r>
+              <w:rPr>
+                <w:rFonts w:ascii="Arial" w:hAnsi="Arial" w:cs="Arial"/>
+                <w:b/>
+                <w:bCs/>
+                <w:sz w:val="14"/>
+                <w:szCs w:val="14"/>
+              </w:rPr>
+              <w:t xml:space="preserve"> </w:t>
             </w:r>
           </w:p>
           <w:p>
@@ -177,8 +187,8 @@
                 <w:rFonts w:ascii="Arial" w:hAnsi="Arial" w:cs="Arial"/>
                 <w:b/>
                 <w:bCs/>
-                <w:sz w:val="18"/>
-                <w:szCs w:val="18"/>
+                <w:sz w:val="14"/>
+                <w:szCs w:val="14"/>
               </w:rPr>
             </w:pPr>
             <w:r>
@@ -186,18 +196,38 @@
                 <w:rFonts w:ascii="Arial" w:hAnsi="Arial" w:cs="Arial"/>
                 <w:b/>
                 <w:bCs/>
-                <w:sz w:val="8"/>
-                <w:szCs w:val="8"/>
+                <w:sz w:val="14"/>
+                <w:szCs w:val="14"/>
               </w:rPr>
-              <w:t>{{Label1.ProductStrain}}</w:t>
+              <w:t>{{Label1.</w:t>
             </w:r>
             <w:r>
               <w:rPr>
                 <w:rFonts w:ascii="Arial" w:hAnsi="Arial" w:cs="Arial"/>
                 <w:b/>
                 <w:bCs/>
-                <w:sz w:val="8"/>
-                <w:szCs w:val="8"/>
+                <w:sz w:val="14"/>
+                <w:szCs w:val="14"/>
+              </w:rPr>
+              <w:t>ProductVendor</w:t>
+            </w:r>
+            <w:r>
+              <w:rPr>
+                <w:rFonts w:ascii="Arial" w:hAnsi="Arial" w:cs="Arial"/>
+                <w:b/>
+                <w:bCs/>
+                <w:sz w:val="14"/>
+                <w:szCs w:val="14"/>
+              </w:rPr>
+              <w:t>}}</w:t>
+            </w:r>
+            <w:r>
+              <w:rPr>
+                <w:rFonts w:ascii="Arial" w:hAnsi="Arial" w:cs="Arial"/>
+                <w:b/>
+                <w:bCs/>
+                <w:sz w:val="14"/>
+                <w:szCs w:val="14"/>
               </w:rPr>
               <w:t xml:space="preserve"> </w:t>
             </w:r>
@@ -206,38 +236,17 @@
                 <w:rFonts w:ascii="Arial" w:hAnsi="Arial" w:cs="Arial"/>
                 <w:b/>
                 <w:bCs/>
-                <w:sz w:val="8"/>
-                <w:szCs w:val="8"/>
+                <w:sz w:val="14"/>
+                <w:szCs w:val="14"/>
               </w:rPr>
-              <w:t>{{Label1.</w:t>
-            </w:r>
-            <w:r>
-              <w:rPr>
-                <w:rFonts w:ascii="Arial" w:hAnsi="Arial" w:cs="Arial"/>
-                <w:b/>
-                <w:bCs/>
-                <w:sz w:val="8"/>
-                <w:szCs w:val="8"/>
-              </w:rPr>
-              <w:t>ProductVendor</w:t>
-            </w:r>
-            <w:r>
-              <w:rPr>
-                <w:rFonts w:ascii="Arial" w:hAnsi="Arial" w:cs="Arial"/>
-                <w:b/>
-                <w:bCs/>
-                <w:sz w:val="8"/>
-                <w:szCs w:val="8"/>
-              </w:rPr>
-              <w:t>}}</w:t>
+              <w:t>{{Label1.ProductStrain}}</w:t>
             </w:r>
           </w:p>
           <w:tbl>
             <w:tblPr>
-              <w:tblpPr w:leftFromText="288" w:rightFromText="288" w:vertAnchor="page" w:horzAnchor="margin" w:tblpXSpec="center" w:tblpY="2446"/>
+              <w:tblpPr w:leftFromText="288" w:rightFromText="288" w:vertAnchor="page" w:horzAnchor="margin" w:tblpY="2397"/>
               <w:tblOverlap w:val="never"/>
               <w:tblW w:w="4770" w:type="dxa"/>
-              <w:jc w:val="center"/>
               <w:tblBorders>
                 <w:top w:val="single" w:sz="4" w:space="0" w:color="FFFFFF" w:themeColor="background1"/>
                 <w:left w:val="single" w:sz="4" w:space="0" w:color="FFFFFF" w:themeColor="background1"/>
@@ -252,19 +261,18 @@
               <w:tblLook w:val="0000" w:firstRow="0" w:lastRow="0" w:firstColumn="0" w:lastColumn="0" w:noHBand="0" w:noVBand="0"/>
             </w:tblPr>
             <w:tblGrid>
-              <w:gridCol w:w="1842"/>
-              <w:gridCol w:w="1128"/>
-              <w:gridCol w:w="1800"/>
+              <w:gridCol w:w="1801"/>
+              <w:gridCol w:w="1069"/>
+              <w:gridCol w:w="1900"/>
             </w:tblGrid>
             <w:tr>
               <w:trPr>
                 <w:cantSplit/>
-                <w:trHeight w:hRule="exact" w:val="885"/>
-                <w:jc w:val="center"/>
+                <w:trHeight w:hRule="exact" w:val="974"/>
               </w:trPr>
               <w:tc>
                 <w:tcPr>
-                  <w:tcW w:w="1842" w:type="dxa"/>
+                  <w:tcW w:w="1801" w:type="dxa"/>
                   <w:tcBorders>
                     <w:top w:val="nil"/>
                     <w:left w:val="nil"/>
@@ -304,7 +312,7 @@
               </w:tc>
               <w:tc>
                 <w:tcPr>
-                  <w:tcW w:w="1128" w:type="dxa"/>
+                  <w:tcW w:w="1069" w:type="dxa"/>
                   <w:tcBorders>
                     <w:top w:val="nil"/>
                     <w:left w:val="nil"/>
@@ -346,7 +354,7 @@
               </w:tc>
               <w:tc>
                 <w:tcPr>
-                  <w:tcW w:w="1800" w:type="dxa"/>
+                  <w:tcW w:w="1900" w:type="dxa"/>
                   <w:tcBorders>
                     <w:top w:val="nil"/>
                     <w:left w:val="nil"/>
@@ -389,7 +397,11 @@
               </w:tc>
             </w:tr>
           </w:tbl>
-          <w:p/>
+          <w:p>
+            <w:r>
+              <w:t>{{Label1.QR}}</w:t>
+            </w:r>
+          </w:p>
         </w:tc>
       </w:tr>
     </w:tbl>

--- a/src/templates/horizontal.docx
+++ b/src/templates/horizontal.docx
@@ -416,6 +416,16 @@
         </w:rPr>
       </w:pPr>
     </w:p>
+    <w:p>
+      <w:r>
+        <w:t>{{Label1.Lineage}} {{Label1.WeightUnits}}</w:t>
+      </w:r>
+    </w:p>
+    <w:p>
+      <w:r>
+        <w:t>{{Label1.ProductVendor}}{{Label1.ProductStrain}} {{Label1.WeightUnits}}</w:t>
+      </w:r>
+    </w:p>
     <w:sectPr>
       <w:type w:val="continuous"/>
       <w:pgSz w:w="15840" w:h="12240" w:orient="landscape"/>

--- a/src/templates/horizontal.docx
+++ b/src/templates/horizontal.docx
@@ -416,16 +416,6 @@
         </w:rPr>
       </w:pPr>
     </w:p>
-    <w:p>
-      <w:r>
-        <w:t>{{Label1.Lineage}} {{Label1.WeightUnits}}</w:t>
-      </w:r>
-    </w:p>
-    <w:p>
-      <w:r>
-        <w:t>{{Label1.ProductVendor}}{{Label1.ProductStrain}} {{Label1.WeightUnits}}</w:t>
-      </w:r>
-    </w:p>
     <w:sectPr>
       <w:type w:val="continuous"/>
       <w:pgSz w:w="15840" w:h="12240" w:orient="landscape"/>
